--- a/docs/INFORME.docx
+++ b/docs/INFORME.docx
@@ -12,9 +12,6 @@
     <w:p>
       <w:pPr>
         <w:jc w:val="center"/>
-        <w:rPr>
-          <w:u w:val="single"/>
-        </w:rPr>
       </w:pPr>
       <w:r>
         <w:rPr>
@@ -2842,7 +2839,13 @@
         <w:t>Funcionamiento normal:</w:t>
       </w:r>
       <w:r>
-        <w:t xml:space="preserve"> Cálculo de la cantidad de ciclos completos de 225 segundos que se completan en una hora (60 minutos). </w:t>
+        <w:t xml:space="preserve"> Cálculo de la cantidad de ciclos completos de 225 segundos que se </w:t>
+      </w:r>
+      <w:r>
+        <w:t>completan</w:t>
+      </w:r>
+      <w:r>
+        <w:t xml:space="preserve"> en una hora (60 minutos). </w:t>
       </w:r>
       <w:r>
         <w:rPr>
@@ -2910,8 +2913,13 @@
         </w:rPr>
       </w:pPr>
     </w:p>
-    <w:p/>
-    <w:p>
+    <w:p>
+      <w:pPr>
+        <w:rPr>
+          <w:b/>
+          <w:bCs/>
+        </w:rPr>
+      </w:pPr>
       <w:r>
         <w:rPr>
           <w:b/>
@@ -2921,12 +2929,6 @@
       </w:r>
     </w:p>
     <w:p>
-      <w:pPr>
-        <w:rPr>
-          <w:b/>
-          <w:bCs/>
-        </w:rPr>
-      </w:pPr>
       <w:r>
         <w:rPr>
           <w:b/>
@@ -2957,18 +2959,66 @@
           <w:b/>
           <w:bCs/>
         </w:rPr>
+        <w:t>Camino alternativo:</w:t>
+      </w:r>
+      <w:r>
+        <w:t xml:space="preserve"> Cálculo de la distribución estadística acumulada para un rango de tiempo con segundos restante</w:t>
+      </w:r>
+      <w:r>
+        <w:t>s</w:t>
+      </w:r>
+      <w:r>
+        <w:t xml:space="preserve">. </w:t>
+      </w:r>
+      <w:r>
+        <w:rPr>
+          <w:b/>
+          <w:bCs/>
+        </w:rPr>
+        <w:t>(distribucion-temporal 1.015)</w:t>
+      </w:r>
+    </w:p>
+    <w:p>
+      <w:r>
+        <w:rPr>
+          <w:b/>
+          <w:bCs/>
+        </w:rPr>
         <w:lastRenderedPageBreak/>
-        <w:t>Camino alternativo:</w:t>
-      </w:r>
-      <w:r>
-        <w:t xml:space="preserve"> Cálculo de la distribución estadística acumulada para un rango extendido de tiempo (24 ciclos). </w:t>
-      </w:r>
-      <w:r>
-        <w:rPr>
-          <w:b/>
-          <w:bCs/>
-        </w:rPr>
-        <w:t>(distribucion-temporal 24)</w:t>
+        <w:t xml:space="preserve">Camino </w:t>
+      </w:r>
+      <w:r>
+        <w:rPr>
+          <w:b/>
+          <w:bCs/>
+        </w:rPr>
+        <w:t>alternativo</w:t>
+      </w:r>
+      <w:r>
+        <w:rPr>
+          <w:b/>
+          <w:bCs/>
+        </w:rPr>
+        <w:t>:</w:t>
+      </w:r>
+      <w:r>
+        <w:t xml:space="preserve"> Cálculo de la </w:t>
+      </w:r>
+      <w:r>
+        <w:t>distribución</w:t>
+      </w:r>
+      <w:r>
+        <w:t xml:space="preserve"> estadística acumulada para un rango corto de tiempo. </w:t>
+      </w:r>
+      <w:r>
+        <w:t>(</w:t>
+      </w:r>
+      <w:r>
+        <w:rPr>
+          <w:b/>
+          <w:bCs/>
+        </w:rPr>
+        <w:t>distribucion-temporal 0.05)</w:t>
       </w:r>
     </w:p>
     <w:p>
@@ -2983,9 +3033,6 @@
         <w:t xml:space="preserve"> Falla controlada al ingresar un argumento simbólico no </w:t>
       </w:r>
       <w:r>
-        <w:rPr>
-          <w:u w:val="single"/>
-        </w:rPr>
         <w:t>numérico</w:t>
       </w:r>
       <w:r>
@@ -3009,16 +3056,30 @@
     <w:p>
       <w:pPr>
         <w:rPr>
-          <w:b/>
-          <w:bCs/>
-        </w:rPr>
-      </w:pPr>
-      <w:r>
-        <w:rPr>
-          <w:b/>
-          <w:bCs/>
-        </w:rPr>
-        <w:t>Definición y Características de Clojure</w:t>
+          <w:lang w:val="es-ES"/>
+        </w:rPr>
+      </w:pPr>
+    </w:p>
+    <w:p>
+      <w:pPr>
+        <w:rPr>
+          <w:b/>
+          <w:bCs/>
+        </w:rPr>
+      </w:pPr>
+      <w:r>
+        <w:rPr>
+          <w:b/>
+          <w:bCs/>
+        </w:rPr>
+        <w:t xml:space="preserve">Definición y Características de </w:t>
+      </w:r>
+      <w:r>
+        <w:rPr>
+          <w:b/>
+          <w:bCs/>
+        </w:rPr>
+        <w:t>Clojure</w:t>
       </w:r>
     </w:p>
     <w:p>
@@ -3932,9 +3993,6 @@
         <w:t xml:space="preserve"> (Consultado para la documentación de instalación y </w:t>
       </w:r>
       <w:r>
-        <w:rPr>
-          <w:u w:val="single"/>
-        </w:rPr>
         <w:t>carga</w:t>
       </w:r>
       <w:r>

--- a/docs/INFORME.docx
+++ b/docs/INFORME.docx
@@ -538,7 +538,13 @@
       </w:r>
     </w:p>
     <w:p/>
-    <w:p/>
+    <w:p>
+      <w:pPr>
+        <w:rPr>
+          <w:u w:val="single"/>
+        </w:rPr>
+      </w:pPr>
+    </w:p>
     <w:p>
       <w:pPr>
         <w:rPr>
@@ -555,24 +561,26 @@
       </w:r>
     </w:p>
     <w:p>
-      <w:r>
-        <w:rPr>
-          <w:b/>
-          <w:bCs/>
-        </w:rPr>
-        <w:t>**Bug N° 1: Retorno de números decimales (flotantes) en divisiones temporales**</w:t>
-      </w:r>
-    </w:p>
-    <w:p>
-      <w:r>
-        <w:t xml:space="preserve">* </w:t>
-      </w:r>
-      <w:r>
-        <w:rPr>
-          <w:b/>
-          <w:bCs/>
-        </w:rPr>
-        <w:t>**Contexto:**</w:t>
+      <w:pPr>
+        <w:rPr>
+          <w:u w:val="single"/>
+        </w:rPr>
+      </w:pPr>
+      <w:r>
+        <w:rPr>
+          <w:b/>
+          <w:bCs/>
+        </w:rPr>
+        <w:t>Bug N° 1: Retorno de números decimales (flotantes) en divisiones temporales</w:t>
+      </w:r>
+    </w:p>
+    <w:p>
+      <w:r>
+        <w:rPr>
+          <w:b/>
+          <w:bCs/>
+        </w:rPr>
+        <w:t>Contexto:</w:t>
       </w:r>
       <w:r>
         <w:t xml:space="preserve"> Al desarrollar la función `ciclos-por-tiempo` (Requerimiento 5).</w:t>
@@ -580,14 +588,11 @@
     </w:p>
     <w:p>
       <w:r>
-        <w:t xml:space="preserve">* </w:t>
-      </w:r>
-      <w:r>
-        <w:rPr>
-          <w:b/>
-          <w:bCs/>
-        </w:rPr>
-        <w:t>**Problema encontrado:**</w:t>
+        <w:rPr>
+          <w:b/>
+          <w:bCs/>
+        </w:rPr>
+        <w:t>Problema encontrado:</w:t>
       </w:r>
       <w:r>
         <w:t xml:space="preserve"> Al ejecutar la división para calcular cuántos ciclos entran en 15 minutos (900 segundos) divididos por la duración de un ciclo (216 segundos), el intérprete Lisp devolvió el número decimal `4.166666666666667`. Esto rompía la lógica del sistema, ya que requeríamos obtener exclusivamente la cantidad de </w:t>
@@ -647,14 +652,11 @@
     </w:p>
     <w:p>
       <w:r>
-        <w:t xml:space="preserve">* </w:t>
-      </w:r>
-      <w:r>
-        <w:rPr>
-          <w:b/>
-          <w:bCs/>
-        </w:rPr>
-        <w:t>**Causa conceptual:**</w:t>
+        <w:rPr>
+          <w:b/>
+          <w:bCs/>
+        </w:rPr>
+        <w:t>Causa conceptual:</w:t>
       </w:r>
       <w:r>
         <w:t xml:space="preserve"> La función de división primitiva `/` realiza cálculos exactos. En este entorno de ejecución, al dividir esos enteros, el resultado se representó como un </w:t>
@@ -666,14 +668,11 @@
     </w:p>
     <w:p>
       <w:r>
-        <w:t xml:space="preserve">* </w:t>
-      </w:r>
-      <w:r>
-        <w:rPr>
-          <w:b/>
-          <w:bCs/>
-        </w:rPr>
-        <w:t>**Solución aplicada:**</w:t>
+        <w:rPr>
+          <w:b/>
+          <w:bCs/>
+        </w:rPr>
+        <w:t>Solución aplicada:</w:t>
       </w:r>
       <w:r>
         <w:t xml:space="preserve"> Se envolvió la operación aritmética completa con la primitiva `(floor ...)`. Esta función procesa cualquier número real y lo trunca hacia el entero inferior más cercano. De esta manera, LISP procesa el `4.1666...`, descarta los decimales (el ciclo incompleto) y devuelve el valor entero `4`, manteniendo la pureza de la función y evitando errores de tipado. </w:t>
@@ -2238,6 +2237,7 @@
         <w:rPr>
           <w:b/>
           <w:bCs/>
+          <w:u w:val="single"/>
         </w:rPr>
       </w:pPr>
     </w:p>
@@ -2999,13 +2999,10 @@
         <w:t xml:space="preserve"> (Consultado para la documentación de instalación y </w:t>
       </w:r>
       <w:r>
-        <w:rPr>
-          <w:u w:val="single"/>
-        </w:rPr>
-        <w:t>carga</w:t>
-      </w:r>
-      <w:r>
-        <w:t xml:space="preserve"> de la biblioteca local-time en la Fase 2). </w:t>
+        <w:t xml:space="preserve">carga </w:t>
+      </w:r>
+      <w:r>
+        <w:t xml:space="preserve">de la biblioteca local-time en la Fase 2). </w:t>
       </w:r>
     </w:p>
     <w:sectPr>
@@ -3746,6 +3743,7 @@
   <w:style w:type="character" w:default="1" w:styleId="Fuentedeprrafopredeter">
     <w:name w:val="Default Paragraph Font"/>
     <w:uiPriority w:val="1"/>
+    <w:semiHidden/>
     <w:unhideWhenUsed/>
   </w:style>
   <w:style w:type="table" w:default="1" w:styleId="Tablanormal">
